--- a/docs/docx/Titulo_y_descripcion_de_funciones_BikeEnergyLab_1.0.0.docx
+++ b/docs/docx/Titulo_y_descripcion_de_funciones_BikeEnergyLab_1.0.0.docx
@@ -31,7 +31,7 @@
         <w:rPr>
           <w:lang w:val="es-CO"/>
         </w:rPr>
-        <w:t>Plataforma de software científico para modelar el consumo de energía, la autonomía y la probabilidad de misión de bicicletas eléctricas. Permite configurar bicicleta, ciclista, motor, batería, ruta y ambiente; simular perfiles de velocidad prescritos; calibrar parámetros físicos con observaciones; entrenar, guardar, recuperar y adaptar modelos residuales CGPRA; analizar incertidumbre y sensibilidad; importar rutas CSV o GPX y convertir telemetría de sensores. Incluye nueve ejemplos sintéticos y un tutorial integrado de ocho pasos, y conserva resultados, configuración, datos y metadatos mediante exportación CSV, JSON, YAML y figuras PNG, SVG y PDF. La versión 1.0.0 ofrece interfaz de escritorio en español e inglés, API y línea de comandos, y un ejecutable portátil para Windows x64. Sus pruebas de software y datos sintéticos no establecen precisión con bicicletas reales. Autores: Francisco Javier Burgos Flórez y Juan Guillermo Popayán Hernández. Contacto: fjburgosf@gmail.com. Revisión documental: 6 de octubre de 2026. Código fuente: https://github.com/fjburgosf/BikeEnergyLab. Los derechos y condiciones de uso corresponden a LICENSE.</w:t>
+        <w:t>Plataforma de software científico para modelar el consumo de energía, la autonomía y la probabilidad de misión de bicicletas eléctricas. Permite configurar bicicleta, ciclista, motor, batería, ruta y ambiente, simular perfiles de velocidad prescritos y calibrar parámetros físicos con observaciones. Ofrece entrenamiento, almacenamiento, recuperación y adaptación de modelos residuales CGPRA, análisis de incertidumbre y sensibilidad, importación de rutas CSV o GPX y conversión de telemetría de sensores. Incluye nueve ejemplos sintéticos y un tutorial integrado de ocho pasos. Conserva resultados, configuración, datos y metadatos mediante exportación CSV, JSON, YAML y figuras PNG, SVG y PDF. La versión 1.0.0 ofrece interfaz de escritorio en español e inglés, API, línea de comandos y un ejecutable portátil para Windows x64. Sus pruebas de software y datos sintéticos no establecen precisión con bicicletas reales. Autores: Francisco Javier Burgos Flórez y Juan Guillermo Popayán Hernández. Contacto: fjburgosf@gmail.com. Revisión documental: 7 de octubre de 2026. Los derechos y condiciones de uso corresponden a LICENSE.</w:t>
       </w:r>
     </w:p>
     <w:sectPr>
@@ -1083,7 +1083,7 @@
     <w:link w:val="HeaderChar"/>
     <w:uiPriority w:val="99"/>
     <w:unhideWhenUsed/>
-    <w:rsid w:val="00E457D7"/>
+    <w:rsid w:val="00622423"/>
     <w:pPr>
       <w:tabs>
         <w:tab w:val="center" w:pos="4680"/>
@@ -1097,7 +1097,7 @@
     <w:basedOn w:val="DefaultParagraphFont"/>
     <w:link w:val="Header"/>
     <w:uiPriority w:val="99"/>
-    <w:rsid w:val="00E457D7"/>
+    <w:rsid w:val="00622423"/>
   </w:style>
   <w:style w:type="paragraph" w:styleId="Footer">
     <w:name w:val="footer"/>
@@ -1105,7 +1105,7 @@
     <w:link w:val="FooterChar"/>
     <w:uiPriority w:val="99"/>
     <w:unhideWhenUsed/>
-    <w:rsid w:val="00E457D7"/>
+    <w:rsid w:val="00622423"/>
     <w:pPr>
       <w:tabs>
         <w:tab w:val="center" w:pos="4680"/>
@@ -1119,7 +1119,7 @@
     <w:basedOn w:val="DefaultParagraphFont"/>
     <w:link w:val="Footer"/>
     <w:uiPriority w:val="99"/>
-    <w:rsid w:val="00E457D7"/>
+    <w:rsid w:val="00622423"/>
   </w:style>
 </w:styles>
 </file>

--- a/docs/docx/Titulo_y_descripcion_de_funciones_BikeEnergyLab_1.0.0.docx
+++ b/docs/docx/Titulo_y_descripcion_de_funciones_BikeEnergyLab_1.0.0.docx
@@ -31,7 +31,7 @@
         <w:rPr>
           <w:lang w:val="es-CO"/>
         </w:rPr>
-        <w:t>Plataforma de software científico para modelar el consumo de energía, la autonomía y la probabilidad de misión de bicicletas eléctricas. Permite configurar bicicleta, ciclista, motor, batería, ruta y ambiente, simular perfiles de velocidad prescritos y calibrar parámetros físicos con observaciones. Ofrece entrenamiento, almacenamiento, recuperación y adaptación de modelos residuales CGPRA, análisis de incertidumbre y sensibilidad, importación de rutas CSV o GPX y conversión de telemetría de sensores. Incluye nueve ejemplos sintéticos y un tutorial integrado de ocho pasos. Conserva resultados, configuración, datos y metadatos mediante exportación CSV, JSON, YAML y figuras PNG, SVG y PDF. La versión 1.0.0 ofrece interfaz de escritorio en español e inglés, API, línea de comandos y un ejecutable portátil para Windows x64. Sus pruebas de software y datos sintéticos no establecen precisión con bicicletas reales. Autores: Francisco Javier Burgos Flórez y Juan Guillermo Popayán Hernández. Contacto: fjburgosf@gmail.com. Revisión documental: 7 de octubre de 2026. Los derechos y condiciones de uso corresponden a LICENSE.</w:t>
+        <w:t>Plataforma de software científico para modelar el consumo de energía, la autonomía y la probabilidad de misión de bicicletas eléctricas. Permite configurar bicicleta, ciclista, motor, batería, ruta y ambiente, simular perfiles de velocidad prescritos y calibrar parámetros físicos con observaciones. Ofrece entrenamiento, almacenamiento, recuperación y adaptación de modelos residuales CGPRA, análisis de incertidumbre y sensibilidad, importación de rutas CSV o GPX y conversión de telemetría de sensores. Incluye nueve ejemplos sintéticos y un tutorial integrado de ocho pasos. Conserva resultados, configuración, datos y metadatos mediante exportación CSV, JSON, YAML y figuras PNG, SVG y PDF. La versión 1.0.0 ofrece interfaz de escritorio en español e inglés, API, línea de comandos y un ejecutable portátil para Windows x64. Sus pruebas de software y datos sintéticos no establecen precisión con bicicletas reales. Autores: Francisco Javier Burgos Flórez y Juan Guillermo Popayán Hernández. Contacto: fjburgosf@gmail.com. Revisión documental: 8 de octubre de 2026. Los derechos y condiciones de uso corresponden a LICENSE.</w:t>
       </w:r>
     </w:p>
     <w:sectPr>
@@ -1083,7 +1083,7 @@
     <w:link w:val="HeaderChar"/>
     <w:uiPriority w:val="99"/>
     <w:unhideWhenUsed/>
-    <w:rsid w:val="00622423"/>
+    <w:rsid w:val="00884975"/>
     <w:pPr>
       <w:tabs>
         <w:tab w:val="center" w:pos="4680"/>
@@ -1097,7 +1097,7 @@
     <w:basedOn w:val="DefaultParagraphFont"/>
     <w:link w:val="Header"/>
     <w:uiPriority w:val="99"/>
-    <w:rsid w:val="00622423"/>
+    <w:rsid w:val="00884975"/>
   </w:style>
   <w:style w:type="paragraph" w:styleId="Footer">
     <w:name w:val="footer"/>
@@ -1105,7 +1105,7 @@
     <w:link w:val="FooterChar"/>
     <w:uiPriority w:val="99"/>
     <w:unhideWhenUsed/>
-    <w:rsid w:val="00622423"/>
+    <w:rsid w:val="00884975"/>
     <w:pPr>
       <w:tabs>
         <w:tab w:val="center" w:pos="4680"/>
@@ -1119,7 +1119,7 @@
     <w:basedOn w:val="DefaultParagraphFont"/>
     <w:link w:val="Footer"/>
     <w:uiPriority w:val="99"/>
-    <w:rsid w:val="00622423"/>
+    <w:rsid w:val="00884975"/>
   </w:style>
 </w:styles>
 </file>

--- a/docs/docx/Titulo_y_descripcion_de_funciones_BikeEnergyLab_1.0.0.docx
+++ b/docs/docx/Titulo_y_descripcion_de_funciones_BikeEnergyLab_1.0.0.docx
@@ -1083,7 +1083,7 @@
     <w:link w:val="HeaderChar"/>
     <w:uiPriority w:val="99"/>
     <w:unhideWhenUsed/>
-    <w:rsid w:val="00884975"/>
+    <w:rsid w:val="00E23519"/>
     <w:pPr>
       <w:tabs>
         <w:tab w:val="center" w:pos="4680"/>
@@ -1097,7 +1097,7 @@
     <w:basedOn w:val="DefaultParagraphFont"/>
     <w:link w:val="Header"/>
     <w:uiPriority w:val="99"/>
-    <w:rsid w:val="00884975"/>
+    <w:rsid w:val="00E23519"/>
   </w:style>
   <w:style w:type="paragraph" w:styleId="Footer">
     <w:name w:val="footer"/>
@@ -1105,7 +1105,7 @@
     <w:link w:val="FooterChar"/>
     <w:uiPriority w:val="99"/>
     <w:unhideWhenUsed/>
-    <w:rsid w:val="00884975"/>
+    <w:rsid w:val="00E23519"/>
     <w:pPr>
       <w:tabs>
         <w:tab w:val="center" w:pos="4680"/>
@@ -1119,7 +1119,7 @@
     <w:basedOn w:val="DefaultParagraphFont"/>
     <w:link w:val="Footer"/>
     <w:uiPriority w:val="99"/>
-    <w:rsid w:val="00884975"/>
+    <w:rsid w:val="00E23519"/>
   </w:style>
 </w:styles>
 </file>

--- a/docs/docx/Titulo_y_descripcion_de_funciones_BikeEnergyLab_1.0.0.docx
+++ b/docs/docx/Titulo_y_descripcion_de_funciones_BikeEnergyLab_1.0.0.docx
@@ -1083,7 +1083,7 @@
     <w:link w:val="HeaderChar"/>
     <w:uiPriority w:val="99"/>
     <w:unhideWhenUsed/>
-    <w:rsid w:val="00E23519"/>
+    <w:rsid w:val="00E82E3B"/>
     <w:pPr>
       <w:tabs>
         <w:tab w:val="center" w:pos="4680"/>
@@ -1097,7 +1097,7 @@
     <w:basedOn w:val="DefaultParagraphFont"/>
     <w:link w:val="Header"/>
     <w:uiPriority w:val="99"/>
-    <w:rsid w:val="00E23519"/>
+    <w:rsid w:val="00E82E3B"/>
   </w:style>
   <w:style w:type="paragraph" w:styleId="Footer">
     <w:name w:val="footer"/>
@@ -1105,7 +1105,7 @@
     <w:link w:val="FooterChar"/>
     <w:uiPriority w:val="99"/>
     <w:unhideWhenUsed/>
-    <w:rsid w:val="00E23519"/>
+    <w:rsid w:val="00E82E3B"/>
     <w:pPr>
       <w:tabs>
         <w:tab w:val="center" w:pos="4680"/>
@@ -1119,7 +1119,7 @@
     <w:basedOn w:val="DefaultParagraphFont"/>
     <w:link w:val="Footer"/>
     <w:uiPriority w:val="99"/>
-    <w:rsid w:val="00E23519"/>
+    <w:rsid w:val="00E82E3B"/>
   </w:style>
 </w:styles>
 </file>

--- a/docs/docx/Titulo_y_descripcion_de_funciones_BikeEnergyLab_1.0.0.docx
+++ b/docs/docx/Titulo_y_descripcion_de_funciones_BikeEnergyLab_1.0.0.docx
@@ -17,7 +17,7 @@
           <w:bCs/>
           <w:lang w:val="es-CO"/>
         </w:rPr>
-        <w:t>BikeEnergyLab 1.0.0</w:t>
+        <w:t>BikeEnergyLab</w:t>
       </w:r>
     </w:p>
     <w:p>
@@ -31,8 +31,16 @@
         <w:rPr>
           <w:lang w:val="es-CO"/>
         </w:rPr>
-        <w:t>Plataforma de software científico para modelar el consumo de energía, la autonomía y la probabilidad de misión de bicicletas eléctricas. Permite configurar bicicleta, ciclista, motor, batería, ruta y ambiente, simular perfiles de velocidad prescritos y calibrar parámetros físicos con observaciones. Ofrece entrenamiento, almacenamiento, recuperación y adaptación de modelos residuales CGPRA, análisis de incertidumbre y sensibilidad, importación de rutas CSV o GPX y conversión de telemetría de sensores. Incluye nueve ejemplos sintéticos y un tutorial integrado de ocho pasos. Conserva resultados, configuración, datos y metadatos mediante exportación CSV, JSON, YAML y figuras PNG, SVG y PDF. La versión 1.0.0 ofrece interfaz de escritorio en español e inglés, API, línea de comandos y un ejecutable portátil para Windows x64. Sus pruebas de software y datos sintéticos no establecen precisión con bicicletas reales. Autores: Francisco Javier Burgos Flórez y Juan Guillermo Popayán Hernández. Contacto: fjburgosf@gmail.com. Revisión documental: 8 de octubre de 2026. Los derechos y condiciones de uso corresponden a LICENSE.</w:t>
+        <w:t>Software científico que modela y simula el consumo energético, la autonomía y la probabilidad de misión de bicicletas eléctricas mediante modelos físicos; configura bicicleta, ciclista, motor, batería, ruta y ambiente; calibra parámetros, entrena y adapta modelos residuales CGPRA; analiza incertidumbre y sensibilidad; importa rutas CSV/GPX y telemetría, y permite visualizar, comparar y exportar resultados reproducibles.</w:t>
       </w:r>
+    </w:p>
+    <w:p>
+      <w:pPr>
+        <w:jc w:val="both"/>
+        <w:rPr>
+          <w:lang w:val="es-CO"/>
+        </w:rPr>
+      </w:pPr>
     </w:p>
     <w:sectPr>
       <w:headerReference w:type="even" r:id="rId6"/>
@@ -763,7 +771,6 @@
   <w:style w:type="character" w:default="1" w:styleId="DefaultParagraphFont">
     <w:name w:val="Default Paragraph Font"/>
     <w:uiPriority w:val="1"/>
-    <w:semiHidden/>
     <w:unhideWhenUsed/>
   </w:style>
   <w:style w:type="table" w:default="1" w:styleId="TableNormal">
@@ -1120,6 +1127,19 @@
     <w:link w:val="Footer"/>
     <w:uiPriority w:val="99"/>
     <w:rsid w:val="00E82E3B"/>
+  </w:style>
+  <w:style w:type="paragraph" w:styleId="NormalWeb">
+    <w:name w:val="Normal (Web)"/>
+    <w:basedOn w:val="Normal"/>
+    <w:uiPriority w:val="99"/>
+    <w:semiHidden/>
+    <w:unhideWhenUsed/>
+    <w:rsid w:val="009C5017"/>
+    <w:rPr>
+      <w:rFonts w:ascii="Times New Roman" w:hAnsi="Times New Roman" w:cs="Times New Roman"/>
+      <w:sz w:val="24"/>
+      <w:szCs w:val="24"/>
+    </w:rPr>
   </w:style>
 </w:styles>
 </file>
